--- a/data/revised_2026-10_full/outputs/v2/Physics/SS4.2_Introduction_to_Space_Physics/Physics_Introduction_to_Space_Physics_FinalExplanation_TeacherKey.docx
+++ b/data/revised_2026-10_full/outputs/v2/Physics/SS4.2_Introduction_to_Space_Physics/Physics_Introduction_to_Space_Physics_FinalExplanation_TeacherKey.docx
@@ -1872,7 +1872,7 @@
         </w:rPr>
         <w:t xml:space="preserve">© 2026 SeaVuria and ARES. This work is licensed under a </w:t>
       </w:r>
-      <w:hyperlink w:history="1" r:id="rIdnydc8jq1npxc120dmukce">
+      <w:hyperlink w:history="1" r:id="rIdj12wyowpoknmkinwyyrsb">
         <w:r>
           <w:rPr>
             <w:rFonts w:ascii="Arial" w:cs="Arial" w:eastAsia="Arial" w:hAnsi="Arial"/>
@@ -1892,7 +1892,7 @@
         </w:rPr>
         <w:t xml:space="preserve"> (</w:t>
       </w:r>
-      <w:hyperlink w:history="1" r:id="rIdrr3bbps0xqaxdotatah7u">
+      <w:hyperlink w:history="1" r:id="rIdupqco3v4fgw2kfy7vwvhh">
         <w:r>
           <w:rPr>
             <w:rFonts w:ascii="Arial" w:cs="Arial" w:eastAsia="Arial" w:hAnsi="Arial"/>
@@ -1912,7 +1912,7 @@
         </w:rPr>
         <w:t xml:space="preserve">). To view a copy of this license, visit </w:t>
       </w:r>
-      <w:hyperlink w:history="1" r:id="rIdaw5oiqx3ysi-tfpldarej">
+      <w:hyperlink w:history="1" r:id="rIdjc60yakgxmoofunt3eeyz">
         <w:r>
           <w:rPr>
             <w:rFonts w:ascii="Arial" w:cs="Arial" w:eastAsia="Arial" w:hAnsi="Arial"/>
